--- a/content/Aulas/Estabilidade-1-Quintana/Listas de Exercícios/Lista de Exercícios 14.docx
+++ b/content/Aulas/Estabilidade-1-Quintana/Listas de Exercícios/Lista de Exercícios 14.docx
@@ -305,12 +305,27 @@
           <w:szCs w:val="24"/>
         </w:rPr>
       </w:pPr>
-      <w:r>
-        <w:rPr>
-          <w:sz w:val="24"/>
-          <w:szCs w:val="24"/>
-        </w:rPr>
-        <w:lastRenderedPageBreak/>
+    </w:p>
+    <w:p>
+      <w:pPr>
+        <w:rPr>
+          <w:sz w:val="24"/>
+          <w:szCs w:val="24"/>
+        </w:rPr>
+      </w:pPr>
+    </w:p>
+    <w:p>
+      <w:pPr>
+        <w:rPr>
+          <w:sz w:val="24"/>
+          <w:szCs w:val="24"/>
+        </w:rPr>
+      </w:pPr>
+      <w:r>
+        <w:rPr>
+          <w:sz w:val="24"/>
+          <w:szCs w:val="24"/>
+        </w:rPr>
         <w:t>02) Com base na tabela de dados hidrostáticos do navio SD-14, sabendo-se que o calado a vante vale</w:t>
       </w:r>
       <w:r>
@@ -327,6 +342,22 @@
         </w:rPr>
         <w:t>4,02 m e o calado a ré 4,78 m. Determine:</w:t>
       </w:r>
+    </w:p>
+    <w:p>
+      <w:pPr>
+        <w:rPr>
+          <w:sz w:val="24"/>
+          <w:szCs w:val="24"/>
+        </w:rPr>
+      </w:pPr>
+    </w:p>
+    <w:p>
+      <w:pPr>
+        <w:rPr>
+          <w:sz w:val="24"/>
+          <w:szCs w:val="24"/>
+        </w:rPr>
+      </w:pPr>
     </w:p>
     <w:p>
       <w:pPr>
